--- a/docs/60-40/source/ru/Agri-Investor-Fidlot-v5.9-6040-RU.docx
+++ b/docs/60-40/source/ru/Agri-Investor-Fidlot-v5.9-6040-RU.docx
@@ -63,7 +63,7 @@
           <w:color w:val="667085"/>
           <w:sz w:val="17"/>
         </w:rPr>
-        <w:t>v5.9 | 7 циклов x 5 мес. | Сплит 60/40 | Fee 20% | RU</w:t>
+        <w:t>v5.9 | 7 циклов x 5 мес. | Сплит 60/40 | Резерв 44% | Fee 20% | RU</w:t>
       </w:r>
     </w:p>
     <w:tbl>
@@ -164,7 +164,7 @@
                 <w:color w:val="FFFFFF"/>
                 <w:sz w:val="16"/>
               </w:rPr>
-              <w:t>APR годовых</w:t>
+              <w:t>Простой годовой ROI</w:t>
             </w:r>
           </w:p>
         </w:tc>
@@ -7045,6 +7045,1852 @@
                 <w:color w:val="FFFFFF"/>
                 <w:sz w:val="22"/>
               </w:rPr>
+              <w:t>Резерв защиты инвестора</w:t>
+            </w:r>
+          </w:p>
+        </w:tc>
+      </w:tr>
+    </w:tbl>
+    <w:p>
+      <w:pPr>
+        <w:spacing w:before="0" w:after="20" w:line="240" w:lineRule="auto"/>
+      </w:pPr>
+    </w:p>
+    <w:p>
+      <w:pPr>
+        <w:spacing w:before="0" w:after="100" w:line="300" w:lineRule="auto"/>
+      </w:pPr>
+      <w:r>
+        <w:rPr>
+          <w:rFonts w:ascii="Arial" w:hAnsi="Arial"/>
+          <w:b w:val="0"/>
+          <w:i w:val="0"/>
+          <w:color w:val="17212B"/>
+          <w:sz w:val="17"/>
+        </w:rPr>
+        <w:t>Ставка: 44% от доли фермера. Необходимый резерв после каждого успешного цикла: max($10,000; $50,000 - фактически полученные инвестором выплаты). Последние $10,000 разблокируются только после завершения и исполнения всех обязательств.</w:t>
+      </w:r>
+    </w:p>
+    <w:tbl>
+      <w:tblPr>
+        <w:tblStyle w:val="TableGrid"/>
+        <w:tblW w:type="dxa" w:w="10656"/>
+        <w:jc w:val="center"/>
+        <w:tblLayout w:type="fixed"/>
+        <w:tblLook w:firstColumn="1" w:firstRow="1" w:lastColumn="0" w:lastRow="0" w:noHBand="0" w:noVBand="1" w:val="04A0"/>
+        <w:tblInd w:w="120" w:type="dxa"/>
+      </w:tblPr>
+      <w:tblGrid>
+        <w:gridCol w:w="1250"/>
+        <w:gridCol w:w="1850"/>
+        <w:gridCol w:w="1750"/>
+        <w:gridCol w:w="1750"/>
+        <w:gridCol w:w="1700"/>
+        <w:gridCol w:w="2356"/>
+      </w:tblGrid>
+      <w:tr>
+        <w:trPr>
+          <w:tblHeader w:val="true"/>
+        </w:trPr>
+        <w:tc>
+          <w:tcPr>
+            <w:tcW w:type="dxa" w:w="1250"/>
+            <w:shd w:fill="00695C"/>
+            <w:vAlign w:val="center"/>
+            <w:tcMar>
+              <w:top w:w="100" w:type="dxa"/>
+              <w:start w:w="120" w:type="dxa"/>
+              <w:bottom w:w="100" w:type="dxa"/>
+              <w:end w:w="120" w:type="dxa"/>
+            </w:tcMar>
+          </w:tcPr>
+          <w:p>
+            <w:pPr>
+              <w:spacing w:before="0" w:after="0" w:line="252" w:lineRule="auto"/>
+              <w:jc w:val="center"/>
+            </w:pPr>
+            <w:r>
+              <w:rPr>
+                <w:rFonts w:ascii="Arial" w:hAnsi="Arial"/>
+                <w:b/>
+                <w:i w:val="0"/>
+                <w:color w:val="FFFFFF"/>
+                <w:sz w:val="17"/>
+              </w:rPr>
+              <w:t>Цикл</w:t>
+            </w:r>
+          </w:p>
+        </w:tc>
+        <w:tc>
+          <w:tcPr>
+            <w:tcW w:type="dxa" w:w="1850"/>
+            <w:shd w:fill="00695C"/>
+            <w:vAlign w:val="center"/>
+            <w:tcMar>
+              <w:top w:w="100" w:type="dxa"/>
+              <w:start w:w="120" w:type="dxa"/>
+              <w:bottom w:w="100" w:type="dxa"/>
+              <w:end w:w="120" w:type="dxa"/>
+            </w:tcMar>
+          </w:tcPr>
+          <w:p>
+            <w:pPr>
+              <w:spacing w:before="0" w:after="0" w:line="252" w:lineRule="auto"/>
+              <w:jc w:val="center"/>
+            </w:pPr>
+            <w:r>
+              <w:rPr>
+                <w:rFonts w:ascii="Arial" w:hAnsi="Arial"/>
+                <w:b/>
+                <w:i w:val="0"/>
+                <w:color w:val="FFFFFF"/>
+                <w:sz w:val="17"/>
+              </w:rPr>
+              <w:t>Получено инвестором</w:t>
+            </w:r>
+          </w:p>
+        </w:tc>
+        <w:tc>
+          <w:tcPr>
+            <w:tcW w:type="dxa" w:w="1750"/>
+            <w:shd w:fill="00695C"/>
+            <w:vAlign w:val="center"/>
+            <w:tcMar>
+              <w:top w:w="100" w:type="dxa"/>
+              <w:start w:w="120" w:type="dxa"/>
+              <w:bottom w:w="100" w:type="dxa"/>
+              <w:end w:w="120" w:type="dxa"/>
+            </w:tcMar>
+          </w:tcPr>
+          <w:p>
+            <w:pPr>
+              <w:spacing w:before="0" w:after="0" w:line="252" w:lineRule="auto"/>
+              <w:jc w:val="center"/>
+            </w:pPr>
+            <w:r>
+              <w:rPr>
+                <w:rFonts w:ascii="Arial" w:hAnsi="Arial"/>
+                <w:b/>
+                <w:i w:val="0"/>
+                <w:color w:val="FFFFFF"/>
+                <w:sz w:val="17"/>
+              </w:rPr>
+              <w:t>Взнос в резерв</w:t>
+            </w:r>
+          </w:p>
+        </w:tc>
+        <w:tc>
+          <w:tcPr>
+            <w:tcW w:type="dxa" w:w="1750"/>
+            <w:shd w:fill="00695C"/>
+            <w:vAlign w:val="center"/>
+            <w:tcMar>
+              <w:top w:w="100" w:type="dxa"/>
+              <w:start w:w="120" w:type="dxa"/>
+              <w:bottom w:w="100" w:type="dxa"/>
+              <w:end w:w="120" w:type="dxa"/>
+            </w:tcMar>
+          </w:tcPr>
+          <w:p>
+            <w:pPr>
+              <w:spacing w:before="0" w:after="0" w:line="252" w:lineRule="auto"/>
+              <w:jc w:val="center"/>
+            </w:pPr>
+            <w:r>
+              <w:rPr>
+                <w:rFonts w:ascii="Arial" w:hAnsi="Arial"/>
+                <w:b/>
+                <w:i w:val="0"/>
+                <w:color w:val="FFFFFF"/>
+                <w:sz w:val="17"/>
+              </w:rPr>
+              <w:t>Разблокировано фермеру</w:t>
+            </w:r>
+          </w:p>
+        </w:tc>
+        <w:tc>
+          <w:tcPr>
+            <w:tcW w:type="dxa" w:w="1700"/>
+            <w:shd w:fill="00695C"/>
+            <w:vAlign w:val="center"/>
+            <w:tcMar>
+              <w:top w:w="100" w:type="dxa"/>
+              <w:start w:w="120" w:type="dxa"/>
+              <w:bottom w:w="100" w:type="dxa"/>
+              <w:end w:w="120" w:type="dxa"/>
+            </w:tcMar>
+          </w:tcPr>
+          <w:p>
+            <w:pPr>
+              <w:spacing w:before="0" w:after="0" w:line="252" w:lineRule="auto"/>
+              <w:jc w:val="center"/>
+            </w:pPr>
+            <w:r>
+              <w:rPr>
+                <w:rFonts w:ascii="Arial" w:hAnsi="Arial"/>
+                <w:b/>
+                <w:i w:val="0"/>
+                <w:color w:val="FFFFFF"/>
+                <w:sz w:val="17"/>
+              </w:rPr>
+              <w:t>Остаток резерва</w:t>
+            </w:r>
+          </w:p>
+        </w:tc>
+        <w:tc>
+          <w:tcPr>
+            <w:tcW w:type="dxa" w:w="2356"/>
+            <w:shd w:fill="00695C"/>
+            <w:vAlign w:val="center"/>
+            <w:tcMar>
+              <w:top w:w="100" w:type="dxa"/>
+              <w:start w:w="120" w:type="dxa"/>
+              <w:bottom w:w="100" w:type="dxa"/>
+              <w:end w:w="120" w:type="dxa"/>
+            </w:tcMar>
+          </w:tcPr>
+          <w:p>
+            <w:pPr>
+              <w:spacing w:before="0" w:after="0" w:line="252" w:lineRule="auto"/>
+              <w:jc w:val="center"/>
+            </w:pPr>
+            <w:r>
+              <w:rPr>
+                <w:rFonts w:ascii="Arial" w:hAnsi="Arial"/>
+                <w:b/>
+                <w:i w:val="0"/>
+                <w:color w:val="FFFFFF"/>
+                <w:sz w:val="17"/>
+              </w:rPr>
+              <w:t>Доступно фермеру</w:t>
+            </w:r>
+          </w:p>
+        </w:tc>
+      </w:tr>
+      <w:tr>
+        <w:tc>
+          <w:tcPr>
+            <w:tcW w:type="dxa" w:w="1250"/>
+            <w:vAlign w:val="center"/>
+            <w:tcMar>
+              <w:top w:w="100" w:type="dxa"/>
+              <w:start w:w="120" w:type="dxa"/>
+              <w:bottom w:w="100" w:type="dxa"/>
+              <w:end w:w="120" w:type="dxa"/>
+            </w:tcMar>
+          </w:tcPr>
+          <w:p>
+            <w:pPr>
+              <w:spacing w:before="0" w:after="0" w:line="264" w:lineRule="auto"/>
+              <w:jc w:val="left"/>
+            </w:pPr>
+            <w:r>
+              <w:rPr>
+                <w:rFonts w:ascii="Arial" w:hAnsi="Arial"/>
+                <w:b w:val="0"/>
+                <w:i w:val="0"/>
+                <w:color w:val="17212B"/>
+                <w:sz w:val="14"/>
+              </w:rPr>
+              <w:t>Цикл 1</w:t>
+            </w:r>
+          </w:p>
+        </w:tc>
+        <w:tc>
+          <w:tcPr>
+            <w:tcW w:type="dxa" w:w="1850"/>
+            <w:vAlign w:val="center"/>
+            <w:tcMar>
+              <w:top w:w="100" w:type="dxa"/>
+              <w:start w:w="120" w:type="dxa"/>
+              <w:bottom w:w="100" w:type="dxa"/>
+              <w:end w:w="120" w:type="dxa"/>
+            </w:tcMar>
+          </w:tcPr>
+          <w:p>
+            <w:pPr>
+              <w:spacing w:before="0" w:after="0" w:line="264" w:lineRule="auto"/>
+              <w:jc w:val="center"/>
+            </w:pPr>
+            <w:r>
+              <w:rPr>
+                <w:rFonts w:ascii="Arial" w:hAnsi="Arial"/>
+                <w:b w:val="0"/>
+                <w:i w:val="0"/>
+                <w:color w:val="17212B"/>
+                <w:sz w:val="14"/>
+              </w:rPr>
+              <w:t>$9,600</w:t>
+            </w:r>
+          </w:p>
+        </w:tc>
+        <w:tc>
+          <w:tcPr>
+            <w:tcW w:type="dxa" w:w="1750"/>
+            <w:vAlign w:val="center"/>
+            <w:tcMar>
+              <w:top w:w="100" w:type="dxa"/>
+              <w:start w:w="120" w:type="dxa"/>
+              <w:bottom w:w="100" w:type="dxa"/>
+              <w:end w:w="120" w:type="dxa"/>
+            </w:tcMar>
+          </w:tcPr>
+          <w:p>
+            <w:pPr>
+              <w:spacing w:before="0" w:after="0" w:line="264" w:lineRule="auto"/>
+              <w:jc w:val="center"/>
+            </w:pPr>
+            <w:r>
+              <w:rPr>
+                <w:rFonts w:ascii="Arial" w:hAnsi="Arial"/>
+                <w:b w:val="0"/>
+                <w:i w:val="0"/>
+                <w:color w:val="17212B"/>
+                <w:sz w:val="14"/>
+              </w:rPr>
+              <w:t>$7,920</w:t>
+            </w:r>
+          </w:p>
+        </w:tc>
+        <w:tc>
+          <w:tcPr>
+            <w:tcW w:type="dxa" w:w="1750"/>
+            <w:vAlign w:val="center"/>
+            <w:tcMar>
+              <w:top w:w="100" w:type="dxa"/>
+              <w:start w:w="120" w:type="dxa"/>
+              <w:bottom w:w="100" w:type="dxa"/>
+              <w:end w:w="120" w:type="dxa"/>
+            </w:tcMar>
+          </w:tcPr>
+          <w:p>
+            <w:pPr>
+              <w:spacing w:before="0" w:after="0" w:line="264" w:lineRule="auto"/>
+              <w:jc w:val="center"/>
+            </w:pPr>
+            <w:r>
+              <w:rPr>
+                <w:rFonts w:ascii="Arial" w:hAnsi="Arial"/>
+                <w:b w:val="0"/>
+                <w:i w:val="0"/>
+                <w:color w:val="17212B"/>
+                <w:sz w:val="14"/>
+              </w:rPr>
+              <w:t>$0</w:t>
+            </w:r>
+          </w:p>
+        </w:tc>
+        <w:tc>
+          <w:tcPr>
+            <w:tcW w:type="dxa" w:w="1700"/>
+            <w:vAlign w:val="center"/>
+            <w:tcMar>
+              <w:top w:w="100" w:type="dxa"/>
+              <w:start w:w="120" w:type="dxa"/>
+              <w:bottom w:w="100" w:type="dxa"/>
+              <w:end w:w="120" w:type="dxa"/>
+            </w:tcMar>
+          </w:tcPr>
+          <w:p>
+            <w:pPr>
+              <w:spacing w:before="0" w:after="0" w:line="264" w:lineRule="auto"/>
+              <w:jc w:val="center"/>
+            </w:pPr>
+            <w:r>
+              <w:rPr>
+                <w:rFonts w:ascii="Arial" w:hAnsi="Arial"/>
+                <w:b w:val="0"/>
+                <w:i w:val="0"/>
+                <w:color w:val="17212B"/>
+                <w:sz w:val="14"/>
+              </w:rPr>
+              <w:t>$7,920</w:t>
+            </w:r>
+          </w:p>
+        </w:tc>
+        <w:tc>
+          <w:tcPr>
+            <w:tcW w:type="dxa" w:w="2356"/>
+            <w:vAlign w:val="center"/>
+            <w:tcMar>
+              <w:top w:w="100" w:type="dxa"/>
+              <w:start w:w="120" w:type="dxa"/>
+              <w:bottom w:w="100" w:type="dxa"/>
+              <w:end w:w="120" w:type="dxa"/>
+            </w:tcMar>
+          </w:tcPr>
+          <w:p>
+            <w:pPr>
+              <w:spacing w:before="0" w:after="0" w:line="264" w:lineRule="auto"/>
+              <w:jc w:val="center"/>
+            </w:pPr>
+            <w:r>
+              <w:rPr>
+                <w:rFonts w:ascii="Arial" w:hAnsi="Arial"/>
+                <w:b w:val="0"/>
+                <w:i w:val="0"/>
+                <w:color w:val="17212B"/>
+                <w:sz w:val="14"/>
+              </w:rPr>
+              <w:t>$7,330</w:t>
+            </w:r>
+          </w:p>
+        </w:tc>
+      </w:tr>
+      <w:tr>
+        <w:tc>
+          <w:tcPr>
+            <w:tcW w:type="dxa" w:w="1250"/>
+            <w:shd w:fill="FAFBFC"/>
+            <w:vAlign w:val="center"/>
+            <w:tcMar>
+              <w:top w:w="100" w:type="dxa"/>
+              <w:start w:w="120" w:type="dxa"/>
+              <w:bottom w:w="100" w:type="dxa"/>
+              <w:end w:w="120" w:type="dxa"/>
+            </w:tcMar>
+          </w:tcPr>
+          <w:p>
+            <w:pPr>
+              <w:spacing w:before="0" w:after="0" w:line="264" w:lineRule="auto"/>
+              <w:jc w:val="left"/>
+            </w:pPr>
+            <w:r>
+              <w:rPr>
+                <w:rFonts w:ascii="Arial" w:hAnsi="Arial"/>
+                <w:b w:val="0"/>
+                <w:i w:val="0"/>
+                <w:color w:val="17212B"/>
+                <w:sz w:val="14"/>
+              </w:rPr>
+              <w:t>Цикл 2</w:t>
+            </w:r>
+          </w:p>
+        </w:tc>
+        <w:tc>
+          <w:tcPr>
+            <w:tcW w:type="dxa" w:w="1850"/>
+            <w:shd w:fill="FAFBFC"/>
+            <w:vAlign w:val="center"/>
+            <w:tcMar>
+              <w:top w:w="100" w:type="dxa"/>
+              <w:start w:w="120" w:type="dxa"/>
+              <w:bottom w:w="100" w:type="dxa"/>
+              <w:end w:w="120" w:type="dxa"/>
+            </w:tcMar>
+          </w:tcPr>
+          <w:p>
+            <w:pPr>
+              <w:spacing w:before="0" w:after="0" w:line="264" w:lineRule="auto"/>
+              <w:jc w:val="center"/>
+            </w:pPr>
+            <w:r>
+              <w:rPr>
+                <w:rFonts w:ascii="Arial" w:hAnsi="Arial"/>
+                <w:b w:val="0"/>
+                <w:i w:val="0"/>
+                <w:color w:val="17212B"/>
+                <w:sz w:val="14"/>
+              </w:rPr>
+              <w:t>$19,200</w:t>
+            </w:r>
+          </w:p>
+        </w:tc>
+        <w:tc>
+          <w:tcPr>
+            <w:tcW w:type="dxa" w:w="1750"/>
+            <w:shd w:fill="FAFBFC"/>
+            <w:vAlign w:val="center"/>
+            <w:tcMar>
+              <w:top w:w="100" w:type="dxa"/>
+              <w:start w:w="120" w:type="dxa"/>
+              <w:bottom w:w="100" w:type="dxa"/>
+              <w:end w:w="120" w:type="dxa"/>
+            </w:tcMar>
+          </w:tcPr>
+          <w:p>
+            <w:pPr>
+              <w:spacing w:before="0" w:after="0" w:line="264" w:lineRule="auto"/>
+              <w:jc w:val="center"/>
+            </w:pPr>
+            <w:r>
+              <w:rPr>
+                <w:rFonts w:ascii="Arial" w:hAnsi="Arial"/>
+                <w:b w:val="0"/>
+                <w:i w:val="0"/>
+                <w:color w:val="17212B"/>
+                <w:sz w:val="14"/>
+              </w:rPr>
+              <w:t>$7,920</w:t>
+            </w:r>
+          </w:p>
+        </w:tc>
+        <w:tc>
+          <w:tcPr>
+            <w:tcW w:type="dxa" w:w="1750"/>
+            <w:shd w:fill="FAFBFC"/>
+            <w:vAlign w:val="center"/>
+            <w:tcMar>
+              <w:top w:w="100" w:type="dxa"/>
+              <w:start w:w="120" w:type="dxa"/>
+              <w:bottom w:w="100" w:type="dxa"/>
+              <w:end w:w="120" w:type="dxa"/>
+            </w:tcMar>
+          </w:tcPr>
+          <w:p>
+            <w:pPr>
+              <w:spacing w:before="0" w:after="0" w:line="264" w:lineRule="auto"/>
+              <w:jc w:val="center"/>
+            </w:pPr>
+            <w:r>
+              <w:rPr>
+                <w:rFonts w:ascii="Arial" w:hAnsi="Arial"/>
+                <w:b w:val="0"/>
+                <w:i w:val="0"/>
+                <w:color w:val="17212B"/>
+                <w:sz w:val="14"/>
+              </w:rPr>
+              <w:t>$0</w:t>
+            </w:r>
+          </w:p>
+        </w:tc>
+        <w:tc>
+          <w:tcPr>
+            <w:tcW w:type="dxa" w:w="1700"/>
+            <w:shd w:fill="FAFBFC"/>
+            <w:vAlign w:val="center"/>
+            <w:tcMar>
+              <w:top w:w="100" w:type="dxa"/>
+              <w:start w:w="120" w:type="dxa"/>
+              <w:bottom w:w="100" w:type="dxa"/>
+              <w:end w:w="120" w:type="dxa"/>
+            </w:tcMar>
+          </w:tcPr>
+          <w:p>
+            <w:pPr>
+              <w:spacing w:before="0" w:after="0" w:line="264" w:lineRule="auto"/>
+              <w:jc w:val="center"/>
+            </w:pPr>
+            <w:r>
+              <w:rPr>
+                <w:rFonts w:ascii="Arial" w:hAnsi="Arial"/>
+                <w:b w:val="0"/>
+                <w:i w:val="0"/>
+                <w:color w:val="17212B"/>
+                <w:sz w:val="14"/>
+              </w:rPr>
+              <w:t>$15,840</w:t>
+            </w:r>
+          </w:p>
+        </w:tc>
+        <w:tc>
+          <w:tcPr>
+            <w:tcW w:type="dxa" w:w="2356"/>
+            <w:shd w:fill="FAFBFC"/>
+            <w:vAlign w:val="center"/>
+            <w:tcMar>
+              <w:top w:w="100" w:type="dxa"/>
+              <w:start w:w="120" w:type="dxa"/>
+              <w:bottom w:w="100" w:type="dxa"/>
+              <w:end w:w="120" w:type="dxa"/>
+            </w:tcMar>
+          </w:tcPr>
+          <w:p>
+            <w:pPr>
+              <w:spacing w:before="0" w:after="0" w:line="264" w:lineRule="auto"/>
+              <w:jc w:val="center"/>
+            </w:pPr>
+            <w:r>
+              <w:rPr>
+                <w:rFonts w:ascii="Arial" w:hAnsi="Arial"/>
+                <w:b w:val="0"/>
+                <w:i w:val="0"/>
+                <w:color w:val="17212B"/>
+                <w:sz w:val="14"/>
+              </w:rPr>
+              <w:t>$7,330</w:t>
+            </w:r>
+          </w:p>
+        </w:tc>
+      </w:tr>
+      <w:tr>
+        <w:tc>
+          <w:tcPr>
+            <w:tcW w:type="dxa" w:w="1250"/>
+            <w:vAlign w:val="center"/>
+            <w:tcMar>
+              <w:top w:w="100" w:type="dxa"/>
+              <w:start w:w="120" w:type="dxa"/>
+              <w:bottom w:w="100" w:type="dxa"/>
+              <w:end w:w="120" w:type="dxa"/>
+            </w:tcMar>
+          </w:tcPr>
+          <w:p>
+            <w:pPr>
+              <w:spacing w:before="0" w:after="0" w:line="264" w:lineRule="auto"/>
+              <w:jc w:val="left"/>
+            </w:pPr>
+            <w:r>
+              <w:rPr>
+                <w:rFonts w:ascii="Arial" w:hAnsi="Arial"/>
+                <w:b w:val="0"/>
+                <w:i w:val="0"/>
+                <w:color w:val="17212B"/>
+                <w:sz w:val="14"/>
+              </w:rPr>
+              <w:t>Цикл 3</w:t>
+            </w:r>
+          </w:p>
+        </w:tc>
+        <w:tc>
+          <w:tcPr>
+            <w:tcW w:type="dxa" w:w="1850"/>
+            <w:vAlign w:val="center"/>
+            <w:tcMar>
+              <w:top w:w="100" w:type="dxa"/>
+              <w:start w:w="120" w:type="dxa"/>
+              <w:bottom w:w="100" w:type="dxa"/>
+              <w:end w:w="120" w:type="dxa"/>
+            </w:tcMar>
+          </w:tcPr>
+          <w:p>
+            <w:pPr>
+              <w:spacing w:before="0" w:after="0" w:line="264" w:lineRule="auto"/>
+              <w:jc w:val="center"/>
+            </w:pPr>
+            <w:r>
+              <w:rPr>
+                <w:rFonts w:ascii="Arial" w:hAnsi="Arial"/>
+                <w:b w:val="0"/>
+                <w:i w:val="0"/>
+                <w:color w:val="17212B"/>
+                <w:sz w:val="14"/>
+              </w:rPr>
+              <w:t>$27,680</w:t>
+            </w:r>
+          </w:p>
+        </w:tc>
+        <w:tc>
+          <w:tcPr>
+            <w:tcW w:type="dxa" w:w="1750"/>
+            <w:vAlign w:val="center"/>
+            <w:tcMar>
+              <w:top w:w="100" w:type="dxa"/>
+              <w:start w:w="120" w:type="dxa"/>
+              <w:bottom w:w="100" w:type="dxa"/>
+              <w:end w:w="120" w:type="dxa"/>
+            </w:tcMar>
+          </w:tcPr>
+          <w:p>
+            <w:pPr>
+              <w:spacing w:before="0" w:after="0" w:line="264" w:lineRule="auto"/>
+              <w:jc w:val="center"/>
+            </w:pPr>
+            <w:r>
+              <w:rPr>
+                <w:rFonts w:ascii="Arial" w:hAnsi="Arial"/>
+                <w:b w:val="0"/>
+                <w:i w:val="0"/>
+                <w:color w:val="17212B"/>
+                <w:sz w:val="14"/>
+              </w:rPr>
+              <w:t>$6,996</w:t>
+            </w:r>
+          </w:p>
+        </w:tc>
+        <w:tc>
+          <w:tcPr>
+            <w:tcW w:type="dxa" w:w="1750"/>
+            <w:vAlign w:val="center"/>
+            <w:tcMar>
+              <w:top w:w="100" w:type="dxa"/>
+              <w:start w:w="120" w:type="dxa"/>
+              <w:bottom w:w="100" w:type="dxa"/>
+              <w:end w:w="120" w:type="dxa"/>
+            </w:tcMar>
+          </w:tcPr>
+          <w:p>
+            <w:pPr>
+              <w:spacing w:before="0" w:after="0" w:line="264" w:lineRule="auto"/>
+              <w:jc w:val="center"/>
+            </w:pPr>
+            <w:r>
+              <w:rPr>
+                <w:rFonts w:ascii="Arial" w:hAnsi="Arial"/>
+                <w:b w:val="0"/>
+                <w:i w:val="0"/>
+                <w:color w:val="17212B"/>
+                <w:sz w:val="14"/>
+              </w:rPr>
+              <w:t>$516</w:t>
+            </w:r>
+          </w:p>
+        </w:tc>
+        <w:tc>
+          <w:tcPr>
+            <w:tcW w:type="dxa" w:w="1700"/>
+            <w:vAlign w:val="center"/>
+            <w:tcMar>
+              <w:top w:w="100" w:type="dxa"/>
+              <w:start w:w="120" w:type="dxa"/>
+              <w:bottom w:w="100" w:type="dxa"/>
+              <w:end w:w="120" w:type="dxa"/>
+            </w:tcMar>
+          </w:tcPr>
+          <w:p>
+            <w:pPr>
+              <w:spacing w:before="0" w:after="0" w:line="264" w:lineRule="auto"/>
+              <w:jc w:val="center"/>
+            </w:pPr>
+            <w:r>
+              <w:rPr>
+                <w:rFonts w:ascii="Arial" w:hAnsi="Arial"/>
+                <w:b w:val="0"/>
+                <w:i w:val="0"/>
+                <w:color w:val="17212B"/>
+                <w:sz w:val="14"/>
+              </w:rPr>
+              <w:t>$22,320</w:t>
+            </w:r>
+          </w:p>
+        </w:tc>
+        <w:tc>
+          <w:tcPr>
+            <w:tcW w:type="dxa" w:w="2356"/>
+            <w:vAlign w:val="center"/>
+            <w:tcMar>
+              <w:top w:w="100" w:type="dxa"/>
+              <w:start w:w="120" w:type="dxa"/>
+              <w:bottom w:w="100" w:type="dxa"/>
+              <w:end w:w="120" w:type="dxa"/>
+            </w:tcMar>
+          </w:tcPr>
+          <w:p>
+            <w:pPr>
+              <w:spacing w:before="0" w:after="0" w:line="264" w:lineRule="auto"/>
+              <w:jc w:val="center"/>
+            </w:pPr>
+            <w:r>
+              <w:rPr>
+                <w:rFonts w:ascii="Arial" w:hAnsi="Arial"/>
+                <w:b w:val="0"/>
+                <w:i w:val="0"/>
+                <w:color w:val="17212B"/>
+                <w:sz w:val="14"/>
+              </w:rPr>
+              <w:t>$6,670</w:t>
+            </w:r>
+          </w:p>
+        </w:tc>
+      </w:tr>
+      <w:tr>
+        <w:tc>
+          <w:tcPr>
+            <w:tcW w:type="dxa" w:w="1250"/>
+            <w:shd w:fill="FAFBFC"/>
+            <w:vAlign w:val="center"/>
+            <w:tcMar>
+              <w:top w:w="100" w:type="dxa"/>
+              <w:start w:w="120" w:type="dxa"/>
+              <w:bottom w:w="100" w:type="dxa"/>
+              <w:end w:w="120" w:type="dxa"/>
+            </w:tcMar>
+          </w:tcPr>
+          <w:p>
+            <w:pPr>
+              <w:spacing w:before="0" w:after="0" w:line="264" w:lineRule="auto"/>
+              <w:jc w:val="left"/>
+            </w:pPr>
+            <w:r>
+              <w:rPr>
+                <w:rFonts w:ascii="Arial" w:hAnsi="Arial"/>
+                <w:b w:val="0"/>
+                <w:i w:val="0"/>
+                <w:color w:val="17212B"/>
+                <w:sz w:val="14"/>
+              </w:rPr>
+              <w:t>Цикл 4</w:t>
+            </w:r>
+          </w:p>
+        </w:tc>
+        <w:tc>
+          <w:tcPr>
+            <w:tcW w:type="dxa" w:w="1850"/>
+            <w:shd w:fill="FAFBFC"/>
+            <w:vAlign w:val="center"/>
+            <w:tcMar>
+              <w:top w:w="100" w:type="dxa"/>
+              <w:start w:w="120" w:type="dxa"/>
+              <w:bottom w:w="100" w:type="dxa"/>
+              <w:end w:w="120" w:type="dxa"/>
+            </w:tcMar>
+          </w:tcPr>
+          <w:p>
+            <w:pPr>
+              <w:spacing w:before="0" w:after="0" w:line="264" w:lineRule="auto"/>
+              <w:jc w:val="center"/>
+            </w:pPr>
+            <w:r>
+              <w:rPr>
+                <w:rFonts w:ascii="Arial" w:hAnsi="Arial"/>
+                <w:b w:val="0"/>
+                <w:i w:val="0"/>
+                <w:color w:val="17212B"/>
+                <w:sz w:val="14"/>
+              </w:rPr>
+              <w:t>$36,160</w:t>
+            </w:r>
+          </w:p>
+        </w:tc>
+        <w:tc>
+          <w:tcPr>
+            <w:tcW w:type="dxa" w:w="1750"/>
+            <w:shd w:fill="FAFBFC"/>
+            <w:vAlign w:val="center"/>
+            <w:tcMar>
+              <w:top w:w="100" w:type="dxa"/>
+              <w:start w:w="120" w:type="dxa"/>
+              <w:bottom w:w="100" w:type="dxa"/>
+              <w:end w:w="120" w:type="dxa"/>
+            </w:tcMar>
+          </w:tcPr>
+          <w:p>
+            <w:pPr>
+              <w:spacing w:before="0" w:after="0" w:line="264" w:lineRule="auto"/>
+              <w:jc w:val="center"/>
+            </w:pPr>
+            <w:r>
+              <w:rPr>
+                <w:rFonts w:ascii="Arial" w:hAnsi="Arial"/>
+                <w:b w:val="0"/>
+                <w:i w:val="0"/>
+                <w:color w:val="17212B"/>
+                <w:sz w:val="14"/>
+              </w:rPr>
+              <w:t>$6,996</w:t>
+            </w:r>
+          </w:p>
+        </w:tc>
+        <w:tc>
+          <w:tcPr>
+            <w:tcW w:type="dxa" w:w="1750"/>
+            <w:shd w:fill="FAFBFC"/>
+            <w:vAlign w:val="center"/>
+            <w:tcMar>
+              <w:top w:w="100" w:type="dxa"/>
+              <w:start w:w="120" w:type="dxa"/>
+              <w:bottom w:w="100" w:type="dxa"/>
+              <w:end w:w="120" w:type="dxa"/>
+            </w:tcMar>
+          </w:tcPr>
+          <w:p>
+            <w:pPr>
+              <w:spacing w:before="0" w:after="0" w:line="264" w:lineRule="auto"/>
+              <w:jc w:val="center"/>
+            </w:pPr>
+            <w:r>
+              <w:rPr>
+                <w:rFonts w:ascii="Arial" w:hAnsi="Arial"/>
+                <w:b w:val="0"/>
+                <w:i w:val="0"/>
+                <w:color w:val="17212B"/>
+                <w:sz w:val="14"/>
+              </w:rPr>
+              <w:t>$15,476</w:t>
+            </w:r>
+          </w:p>
+        </w:tc>
+        <w:tc>
+          <w:tcPr>
+            <w:tcW w:type="dxa" w:w="1700"/>
+            <w:shd w:fill="FAFBFC"/>
+            <w:vAlign w:val="center"/>
+            <w:tcMar>
+              <w:top w:w="100" w:type="dxa"/>
+              <w:start w:w="120" w:type="dxa"/>
+              <w:bottom w:w="100" w:type="dxa"/>
+              <w:end w:w="120" w:type="dxa"/>
+            </w:tcMar>
+          </w:tcPr>
+          <w:p>
+            <w:pPr>
+              <w:spacing w:before="0" w:after="0" w:line="264" w:lineRule="auto"/>
+              <w:jc w:val="center"/>
+            </w:pPr>
+            <w:r>
+              <w:rPr>
+                <w:rFonts w:ascii="Arial" w:hAnsi="Arial"/>
+                <w:b w:val="0"/>
+                <w:i w:val="0"/>
+                <w:color w:val="17212B"/>
+                <w:sz w:val="14"/>
+              </w:rPr>
+              <w:t>$13,840</w:t>
+            </w:r>
+          </w:p>
+        </w:tc>
+        <w:tc>
+          <w:tcPr>
+            <w:tcW w:type="dxa" w:w="2356"/>
+            <w:shd w:fill="FAFBFC"/>
+            <w:vAlign w:val="center"/>
+            <w:tcMar>
+              <w:top w:w="100" w:type="dxa"/>
+              <w:start w:w="120" w:type="dxa"/>
+              <w:bottom w:w="100" w:type="dxa"/>
+              <w:end w:w="120" w:type="dxa"/>
+            </w:tcMar>
+          </w:tcPr>
+          <w:p>
+            <w:pPr>
+              <w:spacing w:before="0" w:after="0" w:line="264" w:lineRule="auto"/>
+              <w:jc w:val="center"/>
+            </w:pPr>
+            <w:r>
+              <w:rPr>
+                <w:rFonts w:ascii="Arial" w:hAnsi="Arial"/>
+                <w:b w:val="0"/>
+                <w:i w:val="0"/>
+                <w:color w:val="17212B"/>
+                <w:sz w:val="14"/>
+              </w:rPr>
+              <w:t>$21,630</w:t>
+            </w:r>
+          </w:p>
+        </w:tc>
+      </w:tr>
+      <w:tr>
+        <w:tc>
+          <w:tcPr>
+            <w:tcW w:type="dxa" w:w="1250"/>
+            <w:vAlign w:val="center"/>
+            <w:tcMar>
+              <w:top w:w="100" w:type="dxa"/>
+              <w:start w:w="120" w:type="dxa"/>
+              <w:bottom w:w="100" w:type="dxa"/>
+              <w:end w:w="120" w:type="dxa"/>
+            </w:tcMar>
+          </w:tcPr>
+          <w:p>
+            <w:pPr>
+              <w:spacing w:before="0" w:after="0" w:line="264" w:lineRule="auto"/>
+              <w:jc w:val="left"/>
+            </w:pPr>
+            <w:r>
+              <w:rPr>
+                <w:rFonts w:ascii="Arial" w:hAnsi="Arial"/>
+                <w:b w:val="0"/>
+                <w:i w:val="0"/>
+                <w:color w:val="17212B"/>
+                <w:sz w:val="14"/>
+              </w:rPr>
+              <w:t>Цикл 5</w:t>
+            </w:r>
+          </w:p>
+        </w:tc>
+        <w:tc>
+          <w:tcPr>
+            <w:tcW w:type="dxa" w:w="1850"/>
+            <w:vAlign w:val="center"/>
+            <w:tcMar>
+              <w:top w:w="100" w:type="dxa"/>
+              <w:start w:w="120" w:type="dxa"/>
+              <w:bottom w:w="100" w:type="dxa"/>
+              <w:end w:w="120" w:type="dxa"/>
+            </w:tcMar>
+          </w:tcPr>
+          <w:p>
+            <w:pPr>
+              <w:spacing w:before="0" w:after="0" w:line="264" w:lineRule="auto"/>
+              <w:jc w:val="center"/>
+            </w:pPr>
+            <w:r>
+              <w:rPr>
+                <w:rFonts w:ascii="Arial" w:hAnsi="Arial"/>
+                <w:b w:val="0"/>
+                <w:i w:val="0"/>
+                <w:color w:val="17212B"/>
+                <w:sz w:val="14"/>
+              </w:rPr>
+              <w:t>$44,640</w:t>
+            </w:r>
+          </w:p>
+        </w:tc>
+        <w:tc>
+          <w:tcPr>
+            <w:tcW w:type="dxa" w:w="1750"/>
+            <w:vAlign w:val="center"/>
+            <w:tcMar>
+              <w:top w:w="100" w:type="dxa"/>
+              <w:start w:w="120" w:type="dxa"/>
+              <w:bottom w:w="100" w:type="dxa"/>
+              <w:end w:w="120" w:type="dxa"/>
+            </w:tcMar>
+          </w:tcPr>
+          <w:p>
+            <w:pPr>
+              <w:spacing w:before="0" w:after="0" w:line="264" w:lineRule="auto"/>
+              <w:jc w:val="center"/>
+            </w:pPr>
+            <w:r>
+              <w:rPr>
+                <w:rFonts w:ascii="Arial" w:hAnsi="Arial"/>
+                <w:b w:val="0"/>
+                <w:i w:val="0"/>
+                <w:color w:val="17212B"/>
+                <w:sz w:val="14"/>
+              </w:rPr>
+              <w:t>$6,996</w:t>
+            </w:r>
+          </w:p>
+        </w:tc>
+        <w:tc>
+          <w:tcPr>
+            <w:tcW w:type="dxa" w:w="1750"/>
+            <w:vAlign w:val="center"/>
+            <w:tcMar>
+              <w:top w:w="100" w:type="dxa"/>
+              <w:start w:w="120" w:type="dxa"/>
+              <w:bottom w:w="100" w:type="dxa"/>
+              <w:end w:w="120" w:type="dxa"/>
+            </w:tcMar>
+          </w:tcPr>
+          <w:p>
+            <w:pPr>
+              <w:spacing w:before="0" w:after="0" w:line="264" w:lineRule="auto"/>
+              <w:jc w:val="center"/>
+            </w:pPr>
+            <w:r>
+              <w:rPr>
+                <w:rFonts w:ascii="Arial" w:hAnsi="Arial"/>
+                <w:b w:val="0"/>
+                <w:i w:val="0"/>
+                <w:color w:val="17212B"/>
+                <w:sz w:val="14"/>
+              </w:rPr>
+              <w:t>$10,836</w:t>
+            </w:r>
+          </w:p>
+        </w:tc>
+        <w:tc>
+          <w:tcPr>
+            <w:tcW w:type="dxa" w:w="1700"/>
+            <w:vAlign w:val="center"/>
+            <w:tcMar>
+              <w:top w:w="100" w:type="dxa"/>
+              <w:start w:w="120" w:type="dxa"/>
+              <w:bottom w:w="100" w:type="dxa"/>
+              <w:end w:w="120" w:type="dxa"/>
+            </w:tcMar>
+          </w:tcPr>
+          <w:p>
+            <w:pPr>
+              <w:spacing w:before="0" w:after="0" w:line="264" w:lineRule="auto"/>
+              <w:jc w:val="center"/>
+            </w:pPr>
+            <w:r>
+              <w:rPr>
+                <w:rFonts w:ascii="Arial" w:hAnsi="Arial"/>
+                <w:b w:val="0"/>
+                <w:i w:val="0"/>
+                <w:color w:val="17212B"/>
+                <w:sz w:val="14"/>
+              </w:rPr>
+              <w:t>$10,000</w:t>
+            </w:r>
+          </w:p>
+        </w:tc>
+        <w:tc>
+          <w:tcPr>
+            <w:tcW w:type="dxa" w:w="2356"/>
+            <w:vAlign w:val="center"/>
+            <w:tcMar>
+              <w:top w:w="100" w:type="dxa"/>
+              <w:start w:w="120" w:type="dxa"/>
+              <w:bottom w:w="100" w:type="dxa"/>
+              <w:end w:w="120" w:type="dxa"/>
+            </w:tcMar>
+          </w:tcPr>
+          <w:p>
+            <w:pPr>
+              <w:spacing w:before="0" w:after="0" w:line="264" w:lineRule="auto"/>
+              <w:jc w:val="center"/>
+            </w:pPr>
+            <w:r>
+              <w:rPr>
+                <w:rFonts w:ascii="Arial" w:hAnsi="Arial"/>
+                <w:b w:val="0"/>
+                <w:i w:val="0"/>
+                <w:color w:val="17212B"/>
+                <w:sz w:val="14"/>
+              </w:rPr>
+              <w:t>$16,990</w:t>
+            </w:r>
+          </w:p>
+        </w:tc>
+      </w:tr>
+      <w:tr>
+        <w:tc>
+          <w:tcPr>
+            <w:tcW w:type="dxa" w:w="1250"/>
+            <w:shd w:fill="FAFBFC"/>
+            <w:vAlign w:val="center"/>
+            <w:tcMar>
+              <w:top w:w="100" w:type="dxa"/>
+              <w:start w:w="120" w:type="dxa"/>
+              <w:bottom w:w="100" w:type="dxa"/>
+              <w:end w:w="120" w:type="dxa"/>
+            </w:tcMar>
+          </w:tcPr>
+          <w:p>
+            <w:pPr>
+              <w:spacing w:before="0" w:after="0" w:line="264" w:lineRule="auto"/>
+              <w:jc w:val="left"/>
+            </w:pPr>
+            <w:r>
+              <w:rPr>
+                <w:rFonts w:ascii="Arial" w:hAnsi="Arial"/>
+                <w:b w:val="0"/>
+                <w:i w:val="0"/>
+                <w:color w:val="17212B"/>
+                <w:sz w:val="14"/>
+              </w:rPr>
+              <w:t>Цикл 6</w:t>
+            </w:r>
+          </w:p>
+        </w:tc>
+        <w:tc>
+          <w:tcPr>
+            <w:tcW w:type="dxa" w:w="1850"/>
+            <w:shd w:fill="FAFBFC"/>
+            <w:vAlign w:val="center"/>
+            <w:tcMar>
+              <w:top w:w="100" w:type="dxa"/>
+              <w:start w:w="120" w:type="dxa"/>
+              <w:bottom w:w="100" w:type="dxa"/>
+              <w:end w:w="120" w:type="dxa"/>
+            </w:tcMar>
+          </w:tcPr>
+          <w:p>
+            <w:pPr>
+              <w:spacing w:before="0" w:after="0" w:line="264" w:lineRule="auto"/>
+              <w:jc w:val="center"/>
+            </w:pPr>
+            <w:r>
+              <w:rPr>
+                <w:rFonts w:ascii="Arial" w:hAnsi="Arial"/>
+                <w:b w:val="0"/>
+                <w:i w:val="0"/>
+                <w:color w:val="17212B"/>
+                <w:sz w:val="14"/>
+              </w:rPr>
+              <w:t>$53,120</w:t>
+            </w:r>
+          </w:p>
+        </w:tc>
+        <w:tc>
+          <w:tcPr>
+            <w:tcW w:type="dxa" w:w="1750"/>
+            <w:shd w:fill="FAFBFC"/>
+            <w:vAlign w:val="center"/>
+            <w:tcMar>
+              <w:top w:w="100" w:type="dxa"/>
+              <w:start w:w="120" w:type="dxa"/>
+              <w:bottom w:w="100" w:type="dxa"/>
+              <w:end w:w="120" w:type="dxa"/>
+            </w:tcMar>
+          </w:tcPr>
+          <w:p>
+            <w:pPr>
+              <w:spacing w:before="0" w:after="0" w:line="264" w:lineRule="auto"/>
+              <w:jc w:val="center"/>
+            </w:pPr>
+            <w:r>
+              <w:rPr>
+                <w:rFonts w:ascii="Arial" w:hAnsi="Arial"/>
+                <w:b w:val="0"/>
+                <w:i w:val="0"/>
+                <w:color w:val="17212B"/>
+                <w:sz w:val="14"/>
+              </w:rPr>
+              <w:t>$6,996</w:t>
+            </w:r>
+          </w:p>
+        </w:tc>
+        <w:tc>
+          <w:tcPr>
+            <w:tcW w:type="dxa" w:w="1750"/>
+            <w:shd w:fill="FAFBFC"/>
+            <w:vAlign w:val="center"/>
+            <w:tcMar>
+              <w:top w:w="100" w:type="dxa"/>
+              <w:start w:w="120" w:type="dxa"/>
+              <w:bottom w:w="100" w:type="dxa"/>
+              <w:end w:w="120" w:type="dxa"/>
+            </w:tcMar>
+          </w:tcPr>
+          <w:p>
+            <w:pPr>
+              <w:spacing w:before="0" w:after="0" w:line="264" w:lineRule="auto"/>
+              <w:jc w:val="center"/>
+            </w:pPr>
+            <w:r>
+              <w:rPr>
+                <w:rFonts w:ascii="Arial" w:hAnsi="Arial"/>
+                <w:b w:val="0"/>
+                <w:i w:val="0"/>
+                <w:color w:val="17212B"/>
+                <w:sz w:val="14"/>
+              </w:rPr>
+              <w:t>$6,996</w:t>
+            </w:r>
+          </w:p>
+        </w:tc>
+        <w:tc>
+          <w:tcPr>
+            <w:tcW w:type="dxa" w:w="1700"/>
+            <w:shd w:fill="FAFBFC"/>
+            <w:vAlign w:val="center"/>
+            <w:tcMar>
+              <w:top w:w="100" w:type="dxa"/>
+              <w:start w:w="120" w:type="dxa"/>
+              <w:bottom w:w="100" w:type="dxa"/>
+              <w:end w:w="120" w:type="dxa"/>
+            </w:tcMar>
+          </w:tcPr>
+          <w:p>
+            <w:pPr>
+              <w:spacing w:before="0" w:after="0" w:line="264" w:lineRule="auto"/>
+              <w:jc w:val="center"/>
+            </w:pPr>
+            <w:r>
+              <w:rPr>
+                <w:rFonts w:ascii="Arial" w:hAnsi="Arial"/>
+                <w:b w:val="0"/>
+                <w:i w:val="0"/>
+                <w:color w:val="17212B"/>
+                <w:sz w:val="14"/>
+              </w:rPr>
+              <w:t>$10,000</w:t>
+            </w:r>
+          </w:p>
+        </w:tc>
+        <w:tc>
+          <w:tcPr>
+            <w:tcW w:type="dxa" w:w="2356"/>
+            <w:shd w:fill="FAFBFC"/>
+            <w:vAlign w:val="center"/>
+            <w:tcMar>
+              <w:top w:w="100" w:type="dxa"/>
+              <w:start w:w="120" w:type="dxa"/>
+              <w:bottom w:w="100" w:type="dxa"/>
+              <w:end w:w="120" w:type="dxa"/>
+            </w:tcMar>
+          </w:tcPr>
+          <w:p>
+            <w:pPr>
+              <w:spacing w:before="0" w:after="0" w:line="264" w:lineRule="auto"/>
+              <w:jc w:val="center"/>
+            </w:pPr>
+            <w:r>
+              <w:rPr>
+                <w:rFonts w:ascii="Arial" w:hAnsi="Arial"/>
+                <w:b w:val="0"/>
+                <w:i w:val="0"/>
+                <w:color w:val="17212B"/>
+                <w:sz w:val="14"/>
+              </w:rPr>
+              <w:t>$13,150</w:t>
+            </w:r>
+          </w:p>
+        </w:tc>
+      </w:tr>
+      <w:tr>
+        <w:tc>
+          <w:tcPr>
+            <w:tcW w:type="dxa" w:w="1250"/>
+            <w:vAlign w:val="center"/>
+            <w:tcMar>
+              <w:top w:w="100" w:type="dxa"/>
+              <w:start w:w="120" w:type="dxa"/>
+              <w:bottom w:w="100" w:type="dxa"/>
+              <w:end w:w="120" w:type="dxa"/>
+            </w:tcMar>
+          </w:tcPr>
+          <w:p>
+            <w:pPr>
+              <w:spacing w:before="0" w:after="0" w:line="264" w:lineRule="auto"/>
+              <w:jc w:val="left"/>
+            </w:pPr>
+            <w:r>
+              <w:rPr>
+                <w:rFonts w:ascii="Arial" w:hAnsi="Arial"/>
+                <w:b w:val="0"/>
+                <w:i w:val="0"/>
+                <w:color w:val="17212B"/>
+                <w:sz w:val="14"/>
+              </w:rPr>
+              <w:t>Цикл 7</w:t>
+            </w:r>
+          </w:p>
+        </w:tc>
+        <w:tc>
+          <w:tcPr>
+            <w:tcW w:type="dxa" w:w="1850"/>
+            <w:vAlign w:val="center"/>
+            <w:tcMar>
+              <w:top w:w="100" w:type="dxa"/>
+              <w:start w:w="120" w:type="dxa"/>
+              <w:bottom w:w="100" w:type="dxa"/>
+              <w:end w:w="120" w:type="dxa"/>
+            </w:tcMar>
+          </w:tcPr>
+          <w:p>
+            <w:pPr>
+              <w:spacing w:before="0" w:after="0" w:line="264" w:lineRule="auto"/>
+              <w:jc w:val="center"/>
+            </w:pPr>
+            <w:r>
+              <w:rPr>
+                <w:rFonts w:ascii="Arial" w:hAnsi="Arial"/>
+                <w:b w:val="0"/>
+                <w:i w:val="0"/>
+                <w:color w:val="17212B"/>
+                <w:sz w:val="14"/>
+              </w:rPr>
+              <w:t>$61,600</w:t>
+            </w:r>
+          </w:p>
+        </w:tc>
+        <w:tc>
+          <w:tcPr>
+            <w:tcW w:type="dxa" w:w="1750"/>
+            <w:vAlign w:val="center"/>
+            <w:tcMar>
+              <w:top w:w="100" w:type="dxa"/>
+              <w:start w:w="120" w:type="dxa"/>
+              <w:bottom w:w="100" w:type="dxa"/>
+              <w:end w:w="120" w:type="dxa"/>
+            </w:tcMar>
+          </w:tcPr>
+          <w:p>
+            <w:pPr>
+              <w:spacing w:before="0" w:after="0" w:line="264" w:lineRule="auto"/>
+              <w:jc w:val="center"/>
+            </w:pPr>
+            <w:r>
+              <w:rPr>
+                <w:rFonts w:ascii="Arial" w:hAnsi="Arial"/>
+                <w:b w:val="0"/>
+                <w:i w:val="0"/>
+                <w:color w:val="17212B"/>
+                <w:sz w:val="14"/>
+              </w:rPr>
+              <w:t>$6,996</w:t>
+            </w:r>
+          </w:p>
+        </w:tc>
+        <w:tc>
+          <w:tcPr>
+            <w:tcW w:type="dxa" w:w="1750"/>
+            <w:vAlign w:val="center"/>
+            <w:tcMar>
+              <w:top w:w="100" w:type="dxa"/>
+              <w:start w:w="120" w:type="dxa"/>
+              <w:bottom w:w="100" w:type="dxa"/>
+              <w:end w:w="120" w:type="dxa"/>
+            </w:tcMar>
+          </w:tcPr>
+          <w:p>
+            <w:pPr>
+              <w:spacing w:before="0" w:after="0" w:line="264" w:lineRule="auto"/>
+              <w:jc w:val="center"/>
+            </w:pPr>
+            <w:r>
+              <w:rPr>
+                <w:rFonts w:ascii="Arial" w:hAnsi="Arial"/>
+                <w:b w:val="0"/>
+                <w:i w:val="0"/>
+                <w:color w:val="17212B"/>
+                <w:sz w:val="14"/>
+              </w:rPr>
+              <w:t>$6,996</w:t>
+            </w:r>
+          </w:p>
+        </w:tc>
+        <w:tc>
+          <w:tcPr>
+            <w:tcW w:type="dxa" w:w="1700"/>
+            <w:vAlign w:val="center"/>
+            <w:tcMar>
+              <w:top w:w="100" w:type="dxa"/>
+              <w:start w:w="120" w:type="dxa"/>
+              <w:bottom w:w="100" w:type="dxa"/>
+              <w:end w:w="120" w:type="dxa"/>
+            </w:tcMar>
+          </w:tcPr>
+          <w:p>
+            <w:pPr>
+              <w:spacing w:before="0" w:after="0" w:line="264" w:lineRule="auto"/>
+              <w:jc w:val="center"/>
+            </w:pPr>
+            <w:r>
+              <w:rPr>
+                <w:rFonts w:ascii="Arial" w:hAnsi="Arial"/>
+                <w:b w:val="0"/>
+                <w:i w:val="0"/>
+                <w:color w:val="17212B"/>
+                <w:sz w:val="14"/>
+              </w:rPr>
+              <w:t>$10,000</w:t>
+            </w:r>
+          </w:p>
+        </w:tc>
+        <w:tc>
+          <w:tcPr>
+            <w:tcW w:type="dxa" w:w="2356"/>
+            <w:vAlign w:val="center"/>
+            <w:tcMar>
+              <w:top w:w="100" w:type="dxa"/>
+              <w:start w:w="120" w:type="dxa"/>
+              <w:bottom w:w="100" w:type="dxa"/>
+              <w:end w:w="120" w:type="dxa"/>
+            </w:tcMar>
+          </w:tcPr>
+          <w:p>
+            <w:pPr>
+              <w:spacing w:before="0" w:after="0" w:line="264" w:lineRule="auto"/>
+              <w:jc w:val="center"/>
+            </w:pPr>
+            <w:r>
+              <w:rPr>
+                <w:rFonts w:ascii="Arial" w:hAnsi="Arial"/>
+                <w:b w:val="0"/>
+                <w:i w:val="0"/>
+                <w:color w:val="17212B"/>
+                <w:sz w:val="14"/>
+              </w:rPr>
+              <w:t>$13,150</w:t>
+            </w:r>
+          </w:p>
+        </w:tc>
+      </w:tr>
+      <w:tr>
+        <w:tc>
+          <w:tcPr>
+            <w:tcW w:type="dxa" w:w="1250"/>
+            <w:shd w:fill="FAFBFC"/>
+            <w:vAlign w:val="center"/>
+            <w:tcMar>
+              <w:top w:w="100" w:type="dxa"/>
+              <w:start w:w="120" w:type="dxa"/>
+              <w:bottom w:w="100" w:type="dxa"/>
+              <w:end w:w="120" w:type="dxa"/>
+            </w:tcMar>
+          </w:tcPr>
+          <w:p>
+            <w:pPr>
+              <w:spacing w:before="0" w:after="0" w:line="264" w:lineRule="auto"/>
+              <w:jc w:val="left"/>
+            </w:pPr>
+            <w:r>
+              <w:rPr>
+                <w:rFonts w:ascii="Arial" w:hAnsi="Arial"/>
+                <w:b w:val="0"/>
+                <w:i w:val="0"/>
+                <w:color w:val="17212B"/>
+                <w:sz w:val="14"/>
+              </w:rPr>
+              <w:t>Завершение</w:t>
+            </w:r>
+          </w:p>
+        </w:tc>
+        <w:tc>
+          <w:tcPr>
+            <w:tcW w:type="dxa" w:w="1850"/>
+            <w:shd w:fill="FAFBFC"/>
+            <w:vAlign w:val="center"/>
+            <w:tcMar>
+              <w:top w:w="100" w:type="dxa"/>
+              <w:start w:w="120" w:type="dxa"/>
+              <w:bottom w:w="100" w:type="dxa"/>
+              <w:end w:w="120" w:type="dxa"/>
+            </w:tcMar>
+          </w:tcPr>
+          <w:p>
+            <w:pPr>
+              <w:spacing w:before="0" w:after="0" w:line="264" w:lineRule="auto"/>
+              <w:jc w:val="center"/>
+            </w:pPr>
+            <w:r>
+              <w:rPr>
+                <w:rFonts w:ascii="Arial" w:hAnsi="Arial"/>
+                <w:b w:val="0"/>
+                <w:i w:val="0"/>
+                <w:color w:val="17212B"/>
+                <w:sz w:val="14"/>
+              </w:rPr>
+              <w:t>$82,000</w:t>
+            </w:r>
+          </w:p>
+        </w:tc>
+        <w:tc>
+          <w:tcPr>
+            <w:tcW w:type="dxa" w:w="1750"/>
+            <w:shd w:fill="FAFBFC"/>
+            <w:vAlign w:val="center"/>
+            <w:tcMar>
+              <w:top w:w="100" w:type="dxa"/>
+              <w:start w:w="120" w:type="dxa"/>
+              <w:bottom w:w="100" w:type="dxa"/>
+              <w:end w:w="120" w:type="dxa"/>
+            </w:tcMar>
+          </w:tcPr>
+          <w:p>
+            <w:pPr>
+              <w:spacing w:before="0" w:after="0" w:line="264" w:lineRule="auto"/>
+              <w:jc w:val="center"/>
+            </w:pPr>
+            <w:r>
+              <w:rPr>
+                <w:rFonts w:ascii="Arial" w:hAnsi="Arial"/>
+                <w:b w:val="0"/>
+                <w:i w:val="0"/>
+                <w:color w:val="17212B"/>
+                <w:sz w:val="14"/>
+              </w:rPr>
+              <w:t>$0</w:t>
+            </w:r>
+          </w:p>
+        </w:tc>
+        <w:tc>
+          <w:tcPr>
+            <w:tcW w:type="dxa" w:w="1750"/>
+            <w:shd w:fill="FAFBFC"/>
+            <w:vAlign w:val="center"/>
+            <w:tcMar>
+              <w:top w:w="100" w:type="dxa"/>
+              <w:start w:w="120" w:type="dxa"/>
+              <w:bottom w:w="100" w:type="dxa"/>
+              <w:end w:w="120" w:type="dxa"/>
+            </w:tcMar>
+          </w:tcPr>
+          <w:p>
+            <w:pPr>
+              <w:spacing w:before="0" w:after="0" w:line="264" w:lineRule="auto"/>
+              <w:jc w:val="center"/>
+            </w:pPr>
+            <w:r>
+              <w:rPr>
+                <w:rFonts w:ascii="Arial" w:hAnsi="Arial"/>
+                <w:b w:val="0"/>
+                <w:i w:val="0"/>
+                <w:color w:val="17212B"/>
+                <w:sz w:val="14"/>
+              </w:rPr>
+              <w:t>$10,000</w:t>
+            </w:r>
+          </w:p>
+        </w:tc>
+        <w:tc>
+          <w:tcPr>
+            <w:tcW w:type="dxa" w:w="1700"/>
+            <w:shd w:fill="FAFBFC"/>
+            <w:vAlign w:val="center"/>
+            <w:tcMar>
+              <w:top w:w="100" w:type="dxa"/>
+              <w:start w:w="120" w:type="dxa"/>
+              <w:bottom w:w="100" w:type="dxa"/>
+              <w:end w:w="120" w:type="dxa"/>
+            </w:tcMar>
+          </w:tcPr>
+          <w:p>
+            <w:pPr>
+              <w:spacing w:before="0" w:after="0" w:line="264" w:lineRule="auto"/>
+              <w:jc w:val="center"/>
+            </w:pPr>
+            <w:r>
+              <w:rPr>
+                <w:rFonts w:ascii="Arial" w:hAnsi="Arial"/>
+                <w:b w:val="0"/>
+                <w:i w:val="0"/>
+                <w:color w:val="17212B"/>
+                <w:sz w:val="14"/>
+              </w:rPr>
+              <w:t>$0</w:t>
+            </w:r>
+          </w:p>
+        </w:tc>
+        <w:tc>
+          <w:tcPr>
+            <w:tcW w:type="dxa" w:w="2356"/>
+            <w:shd w:fill="FAFBFC"/>
+            <w:vAlign w:val="center"/>
+            <w:tcMar>
+              <w:top w:w="100" w:type="dxa"/>
+              <w:start w:w="120" w:type="dxa"/>
+              <w:bottom w:w="100" w:type="dxa"/>
+              <w:end w:w="120" w:type="dxa"/>
+            </w:tcMar>
+          </w:tcPr>
+          <w:p>
+            <w:pPr>
+              <w:spacing w:before="0" w:after="0" w:line="264" w:lineRule="auto"/>
+              <w:jc w:val="center"/>
+            </w:pPr>
+            <w:r>
+              <w:rPr>
+                <w:rFonts w:ascii="Arial" w:hAnsi="Arial"/>
+                <w:b w:val="0"/>
+                <w:i w:val="0"/>
+                <w:color w:val="17212B"/>
+                <w:sz w:val="14"/>
+              </w:rPr>
+              <w:t>$10,000</w:t>
+            </w:r>
+          </w:p>
+        </w:tc>
+      </w:tr>
+      <w:tr>
+        <w:tc>
+          <w:tcPr>
+            <w:tcW w:type="dxa" w:w="1250"/>
+            <w:vAlign w:val="center"/>
+            <w:tcMar>
+              <w:top w:w="100" w:type="dxa"/>
+              <w:start w:w="120" w:type="dxa"/>
+              <w:bottom w:w="100" w:type="dxa"/>
+              <w:end w:w="120" w:type="dxa"/>
+            </w:tcMar>
+          </w:tcPr>
+          <w:p>
+            <w:pPr>
+              <w:spacing w:before="0" w:after="0" w:line="264" w:lineRule="auto"/>
+              <w:jc w:val="left"/>
+            </w:pPr>
+            <w:r>
+              <w:rPr>
+                <w:rFonts w:ascii="Arial" w:hAnsi="Arial"/>
+                <w:b w:val="0"/>
+                <w:i w:val="0"/>
+                <w:color w:val="17212B"/>
+                <w:sz w:val="14"/>
+              </w:rPr>
+              <w:t>Итог</w:t>
+            </w:r>
+          </w:p>
+        </w:tc>
+        <w:tc>
+          <w:tcPr>
+            <w:tcW w:type="dxa" w:w="1850"/>
+            <w:vAlign w:val="center"/>
+            <w:tcMar>
+              <w:top w:w="100" w:type="dxa"/>
+              <w:start w:w="120" w:type="dxa"/>
+              <w:bottom w:w="100" w:type="dxa"/>
+              <w:end w:w="120" w:type="dxa"/>
+            </w:tcMar>
+          </w:tcPr>
+          <w:p>
+            <w:pPr>
+              <w:spacing w:before="0" w:after="0" w:line="264" w:lineRule="auto"/>
+              <w:jc w:val="center"/>
+            </w:pPr>
+            <w:r>
+              <w:rPr>
+                <w:rFonts w:ascii="Arial" w:hAnsi="Arial"/>
+                <w:b w:val="0"/>
+                <w:i w:val="0"/>
+                <w:color w:val="17212B"/>
+                <w:sz w:val="14"/>
+              </w:rPr>
+              <w:t>$82,000</w:t>
+            </w:r>
+          </w:p>
+        </w:tc>
+        <w:tc>
+          <w:tcPr>
+            <w:tcW w:type="dxa" w:w="1750"/>
+            <w:vAlign w:val="center"/>
+            <w:tcMar>
+              <w:top w:w="100" w:type="dxa"/>
+              <w:start w:w="120" w:type="dxa"/>
+              <w:bottom w:w="100" w:type="dxa"/>
+              <w:end w:w="120" w:type="dxa"/>
+            </w:tcMar>
+          </w:tcPr>
+          <w:p>
+            <w:pPr>
+              <w:spacing w:before="0" w:after="0" w:line="264" w:lineRule="auto"/>
+              <w:jc w:val="center"/>
+            </w:pPr>
+            <w:r>
+              <w:rPr>
+                <w:rFonts w:ascii="Arial" w:hAnsi="Arial"/>
+                <w:b w:val="0"/>
+                <w:i w:val="0"/>
+                <w:color w:val="17212B"/>
+                <w:sz w:val="14"/>
+              </w:rPr>
+              <w:t>$50,820</w:t>
+            </w:r>
+          </w:p>
+        </w:tc>
+        <w:tc>
+          <w:tcPr>
+            <w:tcW w:type="dxa" w:w="1750"/>
+            <w:vAlign w:val="center"/>
+            <w:tcMar>
+              <w:top w:w="100" w:type="dxa"/>
+              <w:start w:w="120" w:type="dxa"/>
+              <w:bottom w:w="100" w:type="dxa"/>
+              <w:end w:w="120" w:type="dxa"/>
+            </w:tcMar>
+          </w:tcPr>
+          <w:p>
+            <w:pPr>
+              <w:spacing w:before="0" w:after="0" w:line="264" w:lineRule="auto"/>
+              <w:jc w:val="center"/>
+            </w:pPr>
+            <w:r>
+              <w:rPr>
+                <w:rFonts w:ascii="Arial" w:hAnsi="Arial"/>
+                <w:b w:val="0"/>
+                <w:i w:val="0"/>
+                <w:color w:val="17212B"/>
+                <w:sz w:val="14"/>
+              </w:rPr>
+              <w:t>$50,820</w:t>
+            </w:r>
+          </w:p>
+        </w:tc>
+        <w:tc>
+          <w:tcPr>
+            <w:tcW w:type="dxa" w:w="1700"/>
+            <w:vAlign w:val="center"/>
+            <w:tcMar>
+              <w:top w:w="100" w:type="dxa"/>
+              <w:start w:w="120" w:type="dxa"/>
+              <w:bottom w:w="100" w:type="dxa"/>
+              <w:end w:w="120" w:type="dxa"/>
+            </w:tcMar>
+          </w:tcPr>
+          <w:p>
+            <w:pPr>
+              <w:spacing w:before="0" w:after="0" w:line="264" w:lineRule="auto"/>
+              <w:jc w:val="center"/>
+            </w:pPr>
+            <w:r>
+              <w:rPr>
+                <w:rFonts w:ascii="Arial" w:hAnsi="Arial"/>
+                <w:b w:val="0"/>
+                <w:i w:val="0"/>
+                <w:color w:val="17212B"/>
+                <w:sz w:val="14"/>
+              </w:rPr>
+              <w:t>$0</w:t>
+            </w:r>
+          </w:p>
+        </w:tc>
+        <w:tc>
+          <w:tcPr>
+            <w:tcW w:type="dxa" w:w="2356"/>
+            <w:vAlign w:val="center"/>
+            <w:tcMar>
+              <w:top w:w="100" w:type="dxa"/>
+              <w:start w:w="120" w:type="dxa"/>
+              <w:bottom w:w="100" w:type="dxa"/>
+              <w:end w:w="120" w:type="dxa"/>
+            </w:tcMar>
+          </w:tcPr>
+          <w:p>
+            <w:pPr>
+              <w:spacing w:before="0" w:after="0" w:line="264" w:lineRule="auto"/>
+              <w:jc w:val="center"/>
+            </w:pPr>
+            <w:r>
+              <w:rPr>
+                <w:rFonts w:ascii="Arial" w:hAnsi="Arial"/>
+                <w:b w:val="0"/>
+                <w:i w:val="0"/>
+                <w:color w:val="17212B"/>
+                <w:sz w:val="14"/>
+              </w:rPr>
+              <w:t>$96,250</w:t>
+            </w:r>
+          </w:p>
+        </w:tc>
+      </w:tr>
+    </w:tbl>
+    <w:p>
+      <w:pPr>
+        <w:spacing w:after="40"/>
+      </w:pPr>
+    </w:p>
+    <w:p>
+      <w:pPr>
+        <w:spacing w:before="120" w:after="80" w:line="300" w:lineRule="auto"/>
+      </w:pPr>
+      <w:r>
+        <w:rPr>
+          <w:rFonts w:ascii="Arial" w:hAnsi="Arial"/>
+          <w:b w:val="0"/>
+          <w:i/>
+          <w:color w:val="667085"/>
+          <w:sz w:val="16"/>
+        </w:rPr>
+        <w:t>Только расчётный сценарий без убытка. Подтверждённый убыток, просроченный обязательный отчёт, дефолт или открытый спор могут уменьшить или приостановить разблокирование. Резерв не является страховкой или гарантией; модель не определяет юридическую принадлежность заблокированных средств.</w:t>
+      </w:r>
+    </w:p>
+    <w:p>
+      <w:pPr>
+        <w:pageBreakBefore/>
+        <w:spacing w:before="0" w:after="0" w:line="24" w:lineRule="auto"/>
+      </w:pPr>
+      <w:r>
+        <w:rPr>
+          <w:rFonts w:ascii="Arial" w:hAnsi="Arial"/>
+          <w:b w:val="0"/>
+          <w:i w:val="0"/>
+          <w:color w:val="FFFFFF"/>
+          <w:sz w:val="2"/>
+        </w:rPr>
+      </w:r>
+    </w:p>
+    <w:tbl>
+      <w:tblPr>
+        <w:tblW w:type="dxa" w:w="10656"/>
+        <w:tblLayout w:type="fixed"/>
+        <w:tblLook w:firstColumn="1" w:firstRow="1" w:lastColumn="0" w:lastRow="0" w:noHBand="0" w:noVBand="1" w:val="04A0"/>
+        <w:tblInd w:w="120" w:type="dxa"/>
+      </w:tblPr>
+      <w:tblGrid>
+        <w:gridCol w:w="10656"/>
+      </w:tblGrid>
+      <w:tr>
+        <w:tc>
+          <w:tcPr>
+            <w:tcW w:type="dxa" w:w="10656"/>
+            <w:shd w:fill="00695C"/>
+            <w:tcMar>
+              <w:top w:w="100" w:type="dxa"/>
+              <w:start w:w="120" w:type="dxa"/>
+              <w:bottom w:w="100" w:type="dxa"/>
+              <w:end w:w="120" w:type="dxa"/>
+            </w:tcMar>
+          </w:tcPr>
+          <w:p>
+            <w:pPr>
+              <w:spacing w:before="0" w:after="0" w:line="240" w:lineRule="auto"/>
+            </w:pPr>
+            <w:r>
+              <w:rPr>
+                <w:rFonts w:ascii="Arial" w:hAnsi="Arial"/>
+                <w:b/>
+                <w:i w:val="0"/>
+                <w:color w:val="FFFFFF"/>
+                <w:sz w:val="22"/>
+              </w:rPr>
               <w:t>Итоговый финансовый баланс</w:t>
             </w:r>
           </w:p>
@@ -8490,7 +10336,7 @@
                 <w:color w:val="FFFFFF"/>
                 <w:sz w:val="16"/>
               </w:rPr>
-              <w:t>APR годовых</w:t>
+              <w:t>Простой годовой ROI</w:t>
             </w:r>
           </w:p>
         </w:tc>
@@ -9037,7 +10883,7 @@
                 <w:color w:val="17212B"/>
                 <w:sz w:val="16"/>
               </w:rPr>
-              <w:t>APR годовых</w:t>
+              <w:t>Простой годовой ROI</w:t>
             </w:r>
           </w:p>
         </w:tc>
@@ -9095,7 +10941,7 @@
                 <w:color w:val="17212B"/>
                 <w:sz w:val="16"/>
               </w:rPr>
-              <w:t>Годовая расчётная доходность</w:t>
+              <w:t>Общий ROI, делённый на срок модели</w:t>
             </w:r>
           </w:p>
         </w:tc>
@@ -9159,7 +11005,7 @@
           <w:color w:val="17212B"/>
           <w:sz w:val="21"/>
         </w:rPr>
-        <w:t>Показатели округлены до доллара; фактические результаты могут отличаться.</w:t>
+        <w:t>Резерв 44% формируется из доли фермера; неиспользованный остаток предполагается вернуть фермеру по установленным правилам.</w:t>
       </w:r>
     </w:p>
     <w:p>
@@ -9175,7 +11021,23 @@
           <w:color w:val="17212B"/>
           <w:sz w:val="21"/>
         </w:rPr>
-        <w:t>Расчётный срок модели: 35 месяцев.</w:t>
+        <w:t>Поэтапное разблокирование рассчитано для сценария без подтверждённых убытков и может быть приостановлено при отчётности, дефолте или споре.</w:t>
+      </w:r>
+    </w:p>
+    <w:p>
+      <w:pPr>
+        <w:pStyle w:val="ListBullet"/>
+        <w:spacing w:before="0" w:after="80" w:line="288" w:lineRule="auto"/>
+      </w:pPr>
+      <w:r>
+        <w:rPr>
+          <w:rFonts w:ascii="Arial" w:hAnsi="Arial"/>
+          <w:b w:val="0"/>
+          <w:i w:val="0"/>
+          <w:color w:val="17212B"/>
+          <w:sz w:val="21"/>
+        </w:rPr>
+        <w:t>Простой годовой ROI — это общий ROI, делённый на срок модели в годах; показатель не учитывает сложный процент и даты промежуточных выплат.</w:t>
       </w:r>
     </w:p>
     <w:p>
